--- a/manual/Manual_do_Usuario_Folha10_Simples.docx
+++ b/manual/Manual_do_Usuario_Folha10_Simples.docx
@@ -184,7 +184,7 @@
               <w:rPr>
                 <w:sz w:val="19"/>
               </w:rPr>
-              <w:t>20260809-1134</w:t>
+              <w:t>20260928-1103</w:t>
             </w:r>
           </w:p>
         </w:tc>
@@ -4228,6 +4228,207 @@
         <w:t>Registre o contrato e as prorrogações, consulte a relação dos contratos em vigor e imprima o contrato de experiência.</w:t>
       </w:r>
     </w:p>
+    <w:tbl>
+      <w:tblPr>
+        <w:tblStyle w:val="TableGrid"/>
+        <w:tblW w:type="auto" w:w="0"/>
+        <w:jc w:val="left"/>
+        <w:tblLook w:firstColumn="1" w:firstRow="1" w:lastColumn="0" w:lastRow="0" w:noHBand="0" w:noVBand="1" w:val="04A0"/>
+      </w:tblPr>
+      <w:tblGrid>
+        <w:gridCol w:w="4873"/>
+        <w:gridCol w:w="4873"/>
+      </w:tblGrid>
+      <w:tr>
+        <w:tc>
+          <w:tcPr>
+            <w:tcW w:type="dxa" w:w="2948"/>
+            <w:shd w:val="clear" w:fill="E8EEF9"/>
+          </w:tcPr>
+          <w:p>
+            <w:r/>
+            <w:r>
+              <w:rPr>
+                <w:b/>
+                <w:sz w:val="19"/>
+              </w:rPr>
+              <w:t>Card</w:t>
+            </w:r>
+          </w:p>
+        </w:tc>
+        <w:tc>
+          <w:tcPr>
+            <w:tcW w:type="dxa" w:w="6123"/>
+            <w:shd w:val="clear" w:fill="E8EEF9"/>
+          </w:tcPr>
+          <w:p>
+            <w:r/>
+            <w:r>
+              <w:rPr>
+                <w:b/>
+                <w:sz w:val="19"/>
+              </w:rPr>
+              <w:t>Para que serve</w:t>
+            </w:r>
+          </w:p>
+        </w:tc>
+      </w:tr>
+      <w:tr>
+        <w:tc>
+          <w:tcPr>
+            <w:tcW w:type="dxa" w:w="2948"/>
+          </w:tcPr>
+          <w:p>
+            <w:r/>
+            <w:r>
+              <w:rPr>
+                <w:sz w:val="19"/>
+              </w:rPr>
+              <w:t>Contrato / Prorrogação</w:t>
+            </w:r>
+          </w:p>
+        </w:tc>
+        <w:tc>
+          <w:tcPr>
+            <w:tcW w:type="dxa" w:w="6123"/>
+          </w:tcPr>
+          <w:p>
+            <w:r/>
+            <w:r>
+              <w:rPr>
+                <w:sz w:val="19"/>
+              </w:rPr>
+              <w:t>Lança o contrato, a prorrogação ou a exclusão. É daqui que o papel tira o prazo e as datas.</w:t>
+            </w:r>
+          </w:p>
+        </w:tc>
+      </w:tr>
+      <w:tr>
+        <w:tc>
+          <w:tcPr>
+            <w:tcW w:type="dxa" w:w="2948"/>
+          </w:tcPr>
+          <w:p>
+            <w:r/>
+            <w:r>
+              <w:rPr>
+                <w:sz w:val="19"/>
+              </w:rPr>
+              <w:t>Relação dos Contratos</w:t>
+            </w:r>
+          </w:p>
+        </w:tc>
+        <w:tc>
+          <w:tcPr>
+            <w:tcW w:type="dxa" w:w="6123"/>
+          </w:tcPr>
+          <w:p>
+            <w:r/>
+            <w:r>
+              <w:rPr>
+                <w:sz w:val="19"/>
+              </w:rPr>
+              <w:t>Lista os contratos em vigor, com os vencimentos.</w:t>
+            </w:r>
+          </w:p>
+        </w:tc>
+      </w:tr>
+      <w:tr>
+        <w:tc>
+          <w:tcPr>
+            <w:tcW w:type="dxa" w:w="2948"/>
+          </w:tcPr>
+          <w:p>
+            <w:r/>
+            <w:r>
+              <w:rPr>
+                <w:sz w:val="19"/>
+              </w:rPr>
+              <w:t>Imprimir Contrato Padrão</w:t>
+            </w:r>
+          </w:p>
+        </w:tc>
+        <w:tc>
+          <w:tcPr>
+            <w:tcW w:type="dxa" w:w="6123"/>
+          </w:tcPr>
+          <w:p>
+            <w:r/>
+            <w:r>
+              <w:rPr>
+                <w:sz w:val="19"/>
+              </w:rPr>
+              <w:t>Imprime o modelo do sistema. Está sempre disponível.</w:t>
+            </w:r>
+          </w:p>
+        </w:tc>
+      </w:tr>
+      <w:tr>
+        <w:tc>
+          <w:tcPr>
+            <w:tcW w:type="dxa" w:w="2948"/>
+          </w:tcPr>
+          <w:p>
+            <w:r/>
+            <w:r>
+              <w:rPr>
+                <w:sz w:val="19"/>
+              </w:rPr>
+              <w:t>Imprimir Meu Contrato</w:t>
+            </w:r>
+          </w:p>
+        </w:tc>
+        <w:tc>
+          <w:tcPr>
+            <w:tcW w:type="dxa" w:w="6123"/>
+          </w:tcPr>
+          <w:p>
+            <w:r/>
+            <w:r>
+              <w:rPr>
+                <w:sz w:val="19"/>
+              </w:rPr>
+              <w:t>Imprime o seu modelo. Só aparece depois que você grava o Meu Contrato.</w:t>
+            </w:r>
+          </w:p>
+        </w:tc>
+      </w:tr>
+      <w:tr>
+        <w:tc>
+          <w:tcPr>
+            <w:tcW w:type="dxa" w:w="2948"/>
+          </w:tcPr>
+          <w:p>
+            <w:r/>
+            <w:r>
+              <w:rPr>
+                <w:sz w:val="19"/>
+              </w:rPr>
+              <w:t>Criar / Editar Meu Contrato</w:t>
+            </w:r>
+          </w:p>
+        </w:tc>
+        <w:tc>
+          <w:tcPr>
+            <w:tcW w:type="dxa" w:w="6123"/>
+          </w:tcPr>
+          <w:p>
+            <w:r/>
+            <w:r>
+              <w:rPr>
+                <w:sz w:val="19"/>
+              </w:rPr>
+              <w:t>Abre a tela onde você monta o seu próprio texto de contrato.</w:t>
+            </w:r>
+          </w:p>
+        </w:tc>
+      </w:tr>
+    </w:tbl>
+    <w:p>
+      <w:pPr>
+        <w:spacing w:after="40"/>
+      </w:pPr>
+    </w:p>
     <w:p>
       <w:pPr>
         <w:ind w:left="227"/>
@@ -4240,7 +4441,171 @@
         <w:t xml:space="preserve">Dica  </w:t>
       </w:r>
       <w:r>
-        <w:t>Logo depois de cadastrar um funcionário, o sistema já pergunta se você quer emitir o contrato de experiência. É o momento mais prático de fazer isso.</w:t>
+        <w:t>Logo depois de cadastrar um funcionário, o sistema já pergunta se você quer emitir o contrato de experiência. É o momento mais prático de fazer isso. Se você tem o Meu Contrato, é ele que sai nesse momento.</w:t>
+      </w:r>
+    </w:p>
+    <w:p>
+      <w:pPr>
+        <w:pStyle w:val="Heading3"/>
+      </w:pPr>
+      <w:r>
+        <w:t>Meu Contrato: o seu texto de contrato de experiência</w:t>
+      </w:r>
+    </w:p>
+    <w:p>
+      <w:r>
+        <w:rPr>
+          <w:b w:val="0"/>
+          <w:i w:val="0"/>
+        </w:rPr>
+        <w:t>O sistema traz um contrato de experiência padrão, pronto para usar. Se a sua empresa prefere um texto próprio, crie o Meu Contrato: ele começa como uma cópia do padrão e você altera o que quiser. O Meu Contrato vale para todas as empresas da sua conta, e o padrão continua disponível para imprimir sempre que precisar.</w:t>
+      </w:r>
+    </w:p>
+    <w:p>
+      <w:pPr>
+        <w:spacing w:after="80"/>
+        <w:ind w:left="397"/>
+      </w:pPr>
+      <w:r>
+        <w:rPr>
+          <w:b/>
+          <w:color w:val="1D4ED8"/>
+        </w:rPr>
+        <w:t xml:space="preserve">1. </w:t>
+      </w:r>
+      <w:r>
+        <w:rPr>
+          <w:b/>
+        </w:rPr>
+        <w:t>Abra o card Criar Meu Contrato</w:t>
+      </w:r>
+      <w:r>
+        <w:t xml:space="preserve">  A tela já vem preenchida com o texto do contrato padrão. Nada é gravado até você clicar em Gravar Meu Contrato.</w:t>
+      </w:r>
+    </w:p>
+    <w:p>
+      <w:pPr>
+        <w:spacing w:after="80"/>
+        <w:ind w:left="397"/>
+      </w:pPr>
+      <w:r>
+        <w:rPr>
+          <w:b/>
+          <w:color w:val="1D4ED8"/>
+        </w:rPr>
+        <w:t xml:space="preserve">2. </w:t>
+      </w:r>
+      <w:r>
+        <w:rPr>
+          <w:b/>
+        </w:rPr>
+        <w:t>Ajuste o texto</w:t>
+      </w:r>
+      <w:r>
+        <w:t xml:space="preserve">  Altere o título, a identificação do empregador e do empregado, a introdução e as cláusulas. Dá para incluir cláusula nova, excluir e mudar a ordem com as setas. A numeração (Cláusula 1ª, 2ª...) é automática.</w:t>
+      </w:r>
+    </w:p>
+    <w:p>
+      <w:pPr>
+        <w:spacing w:after="80"/>
+        <w:ind w:left="397"/>
+      </w:pPr>
+      <w:r>
+        <w:rPr>
+          <w:b/>
+          <w:color w:val="1D4ED8"/>
+        </w:rPr>
+        <w:t xml:space="preserve">3. </w:t>
+      </w:r>
+      <w:r>
+        <w:rPr>
+          <w:b/>
+        </w:rPr>
+        <w:t>Insira os dados do funcionário pelos botões</w:t>
+      </w:r>
+      <w:r>
+        <w:t xml:space="preserve">  Clique no ponto do texto onde o dado deve entrar e depois no botão correspondente, na faixa azul do alto: Nome, CPF, Função, Salário, Salário por extenso, Data de admissão e outros. Na impressão, cada um vira o dado real do funcionário. Para negrito, escreva o texto entre dois asteriscos: **assim**.</w:t>
+      </w:r>
+    </w:p>
+    <w:p>
+      <w:pPr>
+        <w:spacing w:after="80"/>
+        <w:ind w:left="397"/>
+      </w:pPr>
+      <w:r>
+        <w:rPr>
+          <w:b/>
+          <w:color w:val="1D4ED8"/>
+        </w:rPr>
+        <w:t xml:space="preserve">4. </w:t>
+      </w:r>
+      <w:r>
+        <w:rPr>
+          <w:b/>
+        </w:rPr>
+        <w:t>Escolha a data e as testemunhas</w:t>
+      </w:r>
+      <w:r>
+        <w:t xml:space="preserve">  A data do contrato pode ser a da impressão (o normal) ou a da admissão. As linhas de testemunha são opcionais.</w:t>
+      </w:r>
+    </w:p>
+    <w:p>
+      <w:pPr>
+        <w:spacing w:after="80"/>
+        <w:ind w:left="397"/>
+      </w:pPr>
+      <w:r>
+        <w:rPr>
+          <w:b/>
+          <w:color w:val="1D4ED8"/>
+        </w:rPr>
+        <w:t xml:space="preserve">5. </w:t>
+      </w:r>
+      <w:r>
+        <w:rPr>
+          <w:b/>
+        </w:rPr>
+        <w:t>Confira na prévia e grave</w:t>
+      </w:r>
+      <w:r>
+        <w:t xml:space="preserve">  Escolha um funcionário com contrato lançado e clique em Visualizar PDF. A prévia mostra o que está na tela, mesmo sem gravar. Quando estiver certo, clique em Gravar Meu Contrato.</w:t>
+      </w:r>
+    </w:p>
+    <w:p>
+      <w:r>
+        <w:rPr>
+          <w:b/>
+        </w:rPr>
+        <w:t xml:space="preserve">Cláusula do prazo — </w:t>
+      </w:r>
+      <w:r>
+        <w:t>é preenchida pelo sistema com o contrato lançado em Contrato / Prorrogação. Você muda o título e a posição dela, mas não o texto: é ela que garante o limite de 90 dias da experiência (art. 445 da CLT). A frase da prorrogação só aparece quando ainda cabe prorrogar, e depois de lançada a prorrogação ela passa a dizer “foi prorrogado”, com as datas reais.</w:t>
+      </w:r>
+    </w:p>
+    <w:p>
+      <w:r>
+        <w:rPr>
+          <w:b/>
+        </w:rPr>
+        <w:t xml:space="preserve">Recomeçar do padrão — </w:t>
+      </w:r>
+      <w:r>
+        <w:t>troca o texto da tela pelo contrato padrão, sem gravar. Excluir Meu Contrato apaga o seu modelo, e os contratos voltam a sair só no padrão.</w:t>
+      </w:r>
+    </w:p>
+    <w:p>
+      <w:pPr>
+        <w:ind w:left="227"/>
+      </w:pPr>
+      <w:r>
+        <w:rPr>
+          <w:b/>
+          <w:color w:val="B91C1C"/>
+        </w:rPr>
+        <w:t xml:space="preserve">Atenção  </w:t>
+      </w:r>
+      <w:r>
+        <w:t>O texto alterado no Meu Contrato é de responsabilidade da empresa. Recomendamos que seja revisado pelo seu contador ou advogado antes do uso.</w:t>
       </w:r>
     </w:p>
     <w:p>
@@ -8179,7 +8544,7 @@
           <w:i/>
           <w:color w:val="475569"/>
         </w:rPr>
-        <w:t>Folha10 Simples — versão 20260809-1134. Manual do Usuário.</w:t>
+        <w:t>Folha10 Simples — versão 20260928-1103. Manual do Usuário.</w:t>
       </w:r>
     </w:p>
     <w:sectPr>
@@ -8221,7 +8586,7 @@
         <w:sz w:val="17"/>
       </w:rPr>
       <w:tab/>
-      <w:t>versão 20260809-1134</w:t>
+      <w:t>versão 20260928-1103</w:t>
     </w:r>
   </w:p>
 </w:hdr>

--- a/manual/Manual_do_Usuario_Folha10_Simples.docx
+++ b/manual/Manual_do_Usuario_Folha10_Simples.docx
@@ -184,7 +184,7 @@
               <w:rPr>
                 <w:sz w:val="19"/>
               </w:rPr>
-              <w:t>20260928-1103</w:t>
+              <w:t>20261002-1002</w:t>
             </w:r>
           </w:p>
         </w:tc>
@@ -2927,7 +2927,7 @@
               <w:rPr>
                 <w:sz w:val="19"/>
               </w:rPr>
-              <w:t>Quem mais pode entrar no sistema.</w:t>
+              <w:t>Quem mais pode entrar no sistema — até 3 usuários ativos, contando você.</w:t>
             </w:r>
           </w:p>
         </w:tc>
@@ -7763,6 +7763,15 @@
           <w:b w:val="0"/>
           <w:i w:val="0"/>
         </w:rPr>
+        <w:t>Cada conta pode ter até 3 usuários ativos, contando o responsável — quem criou a conta e o único que cadastra, altera e desativa os demais. Desativar alguém libera a vaga; para ter mais usuários ao mesmo tempo, fale com a gente.</w:t>
+      </w:r>
+    </w:p>
+    <w:p>
+      <w:r>
+        <w:rPr>
+          <w:b w:val="0"/>
+          <w:i w:val="0"/>
+        </w:rPr>
       </w:r>
     </w:p>
     <w:p>
@@ -8544,7 +8553,7 @@
           <w:i/>
           <w:color w:val="475569"/>
         </w:rPr>
-        <w:t>Folha10 Simples — versão 20260928-1103. Manual do Usuário.</w:t>
+        <w:t>Folha10 Simples — versão 20261002-1002. Manual do Usuário.</w:t>
       </w:r>
     </w:p>
     <w:sectPr>
@@ -8586,7 +8595,7 @@
         <w:sz w:val="17"/>
       </w:rPr>
       <w:tab/>
-      <w:t>versão 20260928-1103</w:t>
+      <w:t>versão 20261002-1002</w:t>
     </w:r>
   </w:p>
 </w:hdr>
